--- a/courts/third-circuit/court-of-appeals/opening-brief/usage/OUTPUT-opening-brief.docx
+++ b/courts/third-circuit/court-of-appeals/opening-brief/usage/OUTPUT-opening-brief.docx
@@ -7210,14 +7210,6 @@
       <w:ind w:left="720" w:hanging="720"/>
     </w:pPr>
   </w:style>
-  <w:style w:type="paragraph" w:customStyle="1" w:styleId="BodyTextNoted">
-    <w:name w:val="Body Text Noted"/>
-    <w:basedOn w:val="BodyText"/>
-    <w:qFormat/>
-    <w:pPr>
-      <w:widowControl w:val="0"/>
-    </w:pPr>
-  </w:style>
   <w:style w:type="paragraph" w:styleId="BlockText">
     <w:name w:val="Block Text"/>
     <w:basedOn w:val="BodyText"/>
@@ -7383,6 +7375,14 @@
       <w:bCs w:val="0"/>
       <w:color w:val="365F91" w:themeColor="accent1" w:themeShade="BF"/>
     </w:rPr>
+  </w:style>
+  <w:style w:type="paragraph" w:customStyle="1" w:styleId="BodyTextNoted">
+    <w:name w:val="Body Text Noted"/>
+    <w:basedOn w:val="BodyText"/>
+    <w:qFormat/>
+    <w:pPr>
+      <w:widowControl w:val="0"/>
+    </w:pPr>
   </w:style>
   <w:style w:type="paragraph" w:customStyle="1" w:styleId="SourceCode">
     <w:name w:val="Source Code"/>

--- a/courts/third-circuit/court-of-appeals/opening-brief/usage/OUTPUT-opening-brief.docx
+++ b/courts/third-circuit/court-of-appeals/opening-brief/usage/OUTPUT-opening-brief.docx
@@ -22,9 +22,7 @@
           <w:b/>
           <w:bCs/>
         </w:rPr>
-        <w:t xml:space="preserve">26</w:t>
-        <w:noBreakHyphen/>
-        <w:t xml:space="preserve">1367</w:t>
+        <w:t xml:space="preserve">26-⁠1367</w:t>
       </w:r>
     </w:p>
     <w:p>
@@ -32,9 +30,9 @@
         <w:keepNext/>
         <w:keepLines/>
         <w:pBdr>
-          <w:bottom w:val="thickThinSmallGap" w:sz="12" w:space="1" w:color="000000"/>
+          <w:bottom w:val="single" w:sz="8" w:space="1" w:color="000000"/>
         </w:pBdr>
-        <w:spacing w:before="168" w:after="0" w:line="120" w:lineRule="exact"/>
+        <w:spacing w:before="224" w:after="0" w:line="120" w:lineRule="exact"/>
         <w:ind w:left="0" w:right="0"/>
       </w:pPr>
     </w:p>
@@ -42,7 +40,7 @@
       <w:pPr>
         <w:keepNext/>
         <w:keepLines/>
-        <w:spacing w:before="168" w:after="0" w:line="400" w:lineRule="exact"/>
+        <w:spacing w:before="224" w:after="0" w:line="400" w:lineRule="exact"/>
         <w:ind w:left="0" w:firstLine="0"/>
         <w:jc w:val="center"/>
       </w:pPr>
@@ -61,7 +59,7 @@
         <w:pBdr>
           <w:bottom w:val="single" w:sz="6" w:space="1" w:color="000000"/>
         </w:pBdr>
-        <w:spacing w:before="168" w:after="0" w:line="120" w:lineRule="exact"/>
+        <w:spacing w:before="224" w:after="0" w:line="120" w:lineRule="exact"/>
         <w:ind w:left="3240" w:right="3240"/>
       </w:pPr>
     </w:p>
@@ -69,7 +67,7 @@
       <w:pPr>
         <w:keepNext/>
         <w:keepLines/>
-        <w:spacing w:before="168" w:after="0" w:line="400" w:lineRule="exact"/>
+        <w:spacing w:before="224" w:after="0" w:line="400" w:lineRule="exact"/>
         <w:ind w:left="0" w:firstLine="0"/>
         <w:jc w:val="center"/>
       </w:pPr>
@@ -81,29 +79,6 @@
       </w:r>
       <w:r>
         <w:t xml:space="preserve">Tresslar</w:t>
-      </w:r>
-    </w:p>
-    <w:p>
-      <w:pPr>
-        <w:keepNext/>
-        <w:keepLines/>
-        <w:spacing w:before="0" w:after="0" w:line="400" w:lineRule="exact"/>
-        <w:ind w:left="4680" w:firstLine="0"/>
-      </w:pPr>
-      <w:r>
-        <w:t xml:space="preserve">Appellant</w:t>
-      </w:r>
-    </w:p>
-    <w:p>
-      <w:pPr>
-        <w:keepNext/>
-        <w:keepLines/>
-        <w:spacing w:before="50" w:after="50" w:line="400" w:lineRule="exact"/>
-        <w:ind w:left="0" w:firstLine="0"/>
-        <w:jc w:val="center"/>
-      </w:pPr>
-      <w:r>
-        <w:t xml:space="preserve">v.</w:t>
       </w:r>
     </w:p>
     <w:p>
@@ -115,25 +90,19 @@
         <w:jc w:val="center"/>
       </w:pPr>
       <w:r>
-        <w:t xml:space="preserve">J.</w:t>
-      </w:r>
-      <w:r>
-        <w:t xml:space="preserve"> </w:t>
-      </w:r>
-      <w:r>
-        <w:t xml:space="preserve">Jermaine</w:t>
-      </w:r>
-      <w:r>
-        <w:t xml:space="preserve"> </w:t>
-      </w:r>
-      <w:r>
-        <w:t xml:space="preserve">Greene,</w:t>
-      </w:r>
-      <w:r>
-        <w:t xml:space="preserve"> </w:t>
-      </w:r>
-      <w:r>
-        <w:t xml:space="preserve">Sr.</w:t>
+        <w:t xml:space="preserve">Appellant</w:t>
+      </w:r>
+    </w:p>
+    <w:p>
+      <w:pPr>
+        <w:keepNext/>
+        <w:keepLines/>
+        <w:spacing w:before="67" w:after="67" w:line="400" w:lineRule="exact"/>
+        <w:ind w:left="0" w:firstLine="0"/>
+        <w:jc w:val="center"/>
+      </w:pPr>
+      <w:r>
+        <w:t xml:space="preserve">v.</w:t>
       </w:r>
     </w:p>
     <w:p>
@@ -145,6 +114,36 @@
         <w:jc w:val="center"/>
       </w:pPr>
       <w:r>
+        <w:t xml:space="preserve">J.</w:t>
+      </w:r>
+      <w:r>
+        <w:t xml:space="preserve"> </w:t>
+      </w:r>
+      <w:r>
+        <w:t xml:space="preserve">Jermaine</w:t>
+      </w:r>
+      <w:r>
+        <w:t xml:space="preserve"> </w:t>
+      </w:r>
+      <w:r>
+        <w:t xml:space="preserve">Greene,</w:t>
+      </w:r>
+      <w:r>
+        <w:t xml:space="preserve"> </w:t>
+      </w:r>
+      <w:r>
+        <w:t xml:space="preserve">Sr.</w:t>
+      </w:r>
+    </w:p>
+    <w:p>
+      <w:pPr>
+        <w:keepNext/>
+        <w:keepLines/>
+        <w:spacing w:before="0" w:after="0" w:line="400" w:lineRule="exact"/>
+        <w:ind w:left="0" w:firstLine="0"/>
+        <w:jc w:val="center"/>
+      </w:pPr>
+      <w:r>
         <w:t xml:space="preserve">Craig</w:t>
       </w:r>
       <w:r>
@@ -165,7 +164,8 @@
         <w:keepNext/>
         <w:keepLines/>
         <w:spacing w:before="0" w:after="0" w:line="400" w:lineRule="exact"/>
-        <w:ind w:left="4680" w:firstLine="0"/>
+        <w:ind w:left="0" w:firstLine="0"/>
+        <w:jc w:val="center"/>
       </w:pPr>
       <w:r>
         <w:t xml:space="preserve">Appellees</w:t>
@@ -178,7 +178,7 @@
         <w:pBdr>
           <w:bottom w:val="single" w:sz="6" w:space="1" w:color="000000"/>
         </w:pBdr>
-        <w:spacing w:before="168" w:after="0" w:line="120" w:lineRule="exact"/>
+        <w:spacing w:before="224" w:after="0" w:line="120" w:lineRule="exact"/>
         <w:ind w:left="3240" w:right="3240"/>
       </w:pPr>
     </w:p>
@@ -186,7 +186,7 @@
       <w:pPr>
         <w:keepNext/>
         <w:keepLines/>
-        <w:spacing w:before="168" w:after="0" w:line="400" w:lineRule="exact"/>
+        <w:spacing w:before="224" w:after="0" w:line="400" w:lineRule="exact"/>
         <w:ind w:left="0" w:firstLine="0"/>
         <w:jc w:val="center"/>
       </w:pPr>
@@ -296,9 +296,7 @@
         <w:t xml:space="preserve"> </w:t>
       </w:r>
       <w:r>
-        <w:t xml:space="preserve">24</w:t>
-        <w:noBreakHyphen/>
-        <w:t xml:space="preserve">1435</w:t>
+        <w:t xml:space="preserve">24-⁠1435</w:t>
       </w:r>
       <w:r>
         <w:t xml:space="preserve">)</w:t>
@@ -353,7 +351,7 @@
         <w:pBdr>
           <w:bottom w:val="single" w:sz="6" w:space="1" w:color="000000"/>
         </w:pBdr>
-        <w:spacing w:before="168" w:after="0" w:line="120" w:lineRule="exact"/>
+        <w:spacing w:before="224" w:after="0" w:line="120" w:lineRule="exact"/>
         <w:ind w:left="3240" w:right="3240"/>
       </w:pPr>
     </w:p>
@@ -361,7 +359,7 @@
       <w:pPr>
         <w:keepNext/>
         <w:keepLines/>
-        <w:spacing w:before="168" w:after="0" w:line="400" w:lineRule="exact"/>
+        <w:spacing w:before="224" w:after="0" w:line="400" w:lineRule="exact"/>
         <w:ind w:left="0" w:firstLine="0"/>
         <w:jc w:val="center"/>
       </w:pPr>
@@ -487,14 +485,14 @@
         <w:pBdr>
           <w:bottom w:val="single" w:sz="6" w:space="1" w:color="000000"/>
         </w:pBdr>
-        <w:spacing w:before="168" w:after="0" w:line="120" w:lineRule="exact"/>
+        <w:spacing w:before="224" w:after="0" w:line="120" w:lineRule="exact"/>
         <w:ind w:left="3240" w:right="3240"/>
       </w:pPr>
     </w:p>
     <w:p>
       <w:pPr>
         <w:keepLines/>
-        <w:spacing w:before="168" w:after="0" w:line="400" w:lineRule="exact"/>
+        <w:spacing w:before="224" w:after="0" w:line="400" w:lineRule="exact"/>
         <w:ind w:left="4680" w:firstLine="0"/>
       </w:pPr>
       <w:r>
@@ -672,9 +670,7 @@
         <w:t xml:space="preserve"> </w:t>
       </w:r>
       <w:r>
-        <w:t xml:space="preserve">569</w:t>
-        <w:noBreakHyphen/>
-        <w:t xml:space="preserve">1999</w:t>
+        <w:t xml:space="preserve">569-⁠1999</w:t>
       </w:r>
     </w:p>
     <w:p>
@@ -746,17 +742,6 @@
         </w:rPr>
         <w:t xml:space="preserve">Tresslar</w:t>
       </w:r>
-    </w:p>
-    <w:p>
-      <w:pPr>
-        <w:keepNext/>
-        <w:keepLines/>
-        <w:pBdr>
-          <w:bottom w:val="thickThinSmallGap" w:sz="12" w:space="1" w:color="000000"/>
-        </w:pBdr>
-        <w:spacing w:before="168" w:after="0" w:line="120" w:lineRule="exact"/>
-        <w:ind w:left="0" w:right="0"/>
-      </w:pPr>
     </w:p>
     <w:p>
       <w:pPr>
@@ -2897,19 +2882,7 @@
         <w:pStyle w:val="BodyText"/>
       </w:pPr>
       <w:r>
-        <w:t xml:space="preserve">This Court has jurisdiction under 28 U.S.C. §1291. On February 2, 2026, the District Court entered a final order granting the motion for summary judgment filed by Defendants-Appellees Craig A. Dally and J. Jermaine Greene, Sr., dismissing all remaining claims with prejudice, and directing that the case be closed. (Dist. Ct. Dkt. 128, 129; Appx 0005</w:t>
-      </w:r>
-      <w:r>
-        <w:noBreakHyphen/>
-      </w:r>
-      <w:r>
-        <w:t xml:space="preserve">0022). The District Court’s earlier order striking Tresslar’s Declaration (Dist. Ct. Dkt. 117, Oct. 31, 2025; Appx 0004) was interlocutory. It merged into the final judgment, is reviewable on this appeal, and is expressly designated in Tresslar’s timely notice of appeal. (Appx 0001</w:t>
-      </w:r>
-      <w:r>
-        <w:noBreakHyphen/>
-      </w:r>
-      <w:r>
-        <w:t xml:space="preserve">0003).</w:t>
+        <w:t xml:space="preserve">This Court has jurisdiction under 28 U.S.C. §1291. On February 2, 2026, the District Court entered a final order granting the motion for summary judgment filed by Defendants-Appellees Craig A. Dally and J. Jermaine Greene, Sr., dismissing all remaining claims with prejudice, and directing that the case be closed. (Dist. Ct. Dkt. 128, 129; Appx 0005-⁠0022). The District Court’s earlier order striking Tresslar’s Declaration (Dist. Ct. Dkt. 117, Oct. 31, 2025; Appx 0004) was interlocutory. It merged into the final judgment, is reviewable on this appeal, and is expressly designated in Tresslar’s timely notice of appeal. (Appx 0001-⁠0003).</w:t>
       </w:r>
     </w:p>
     <w:p>
@@ -2981,25 +2954,7 @@
         <w:t xml:space="preserve">Flora v. County of Luzerne</w:t>
       </w:r>
       <w:r>
-        <w:t xml:space="preserve">, 776 F.3d 169 (3d Cir. 2015); and (2) resolving genuinely disputed facts about the scope of her duties against her. (See Appx 0756</w:t>
-      </w:r>
-      <w:r>
-        <w:noBreakHyphen/>
-      </w:r>
-      <w:r>
-        <w:t xml:space="preserve">0787; Appx 1406</w:t>
-      </w:r>
-      <w:r>
-        <w:noBreakHyphen/>
-      </w:r>
-      <w:r>
-        <w:t xml:space="preserve">1411; Appx 0005</w:t>
-      </w:r>
-      <w:r>
-        <w:noBreakHyphen/>
-      </w:r>
-      <w:r>
-        <w:t xml:space="preserve">0022).</w:t>
+        <w:t xml:space="preserve">, 776 F.3d 169 (3d Cir. 2015); and (2) resolving genuinely disputed facts about the scope of her duties against her. (See Appx 0756-⁠0787; Appx 1406-⁠1411; Appx 0005-⁠0022).</w:t>
       </w:r>
     </w:p>
     <w:p>
@@ -3013,19 +2968,7 @@
         <w:tab/>
       </w:r>
       <w:r>
-        <w:t xml:space="preserve">Whether the District Court abused its discretion under Federal Rule of Civil Procedure 56(c)⁠(4) in striking Plaintiff’s Declaration (Dist. Ct. Dkt. 100</w:t>
-      </w:r>
-      <w:r>
-        <w:noBreakHyphen/>
-      </w:r>
-      <w:r>
-        <w:t xml:space="preserve">4) in its entirety. (See Appx 1414</w:t>
-      </w:r>
-      <w:r>
-        <w:noBreakHyphen/>
-      </w:r>
-      <w:r>
-        <w:t xml:space="preserve">1421; Appx 0004).</w:t>
+        <w:t xml:space="preserve">Whether the District Court abused its discretion under Federal Rule of Civil Procedure 56(c)⁠(4) in striking Plaintiff’s Declaration (Dist. Ct. Dkt. 100-⁠4) in its entirety. (See Appx 1414-⁠1421; Appx 0004).</w:t>
       </w:r>
     </w:p>
     <w:p>
@@ -3243,25 +3186,7 @@
         <w:pStyle w:val="BodyText"/>
       </w:pPr>
       <w:r>
-        <w:t xml:space="preserve">Lisa Tresslar served as the Custody Master for the Northampton County Court of Common Pleas (“Northampton CCP”) from 2014 until 2023, having been hired as its first full-time Child Custody Master. (Appx 0791 (Pl. Statement of Additional Material Facts (“Pl. SOMF”) ¶8); Appx 0006 (Op. 1)). Her responsibilities centered on individual cases. She facilitated custody conferences between litigants, prepared case summaries, and sought settlement in individual matters, and, working within the court, she designed and implemented administrative procedures for the Custody Division. (Appx 0792</w:t>
-      </w:r>
-      <w:r>
-        <w:noBreakHyphen/>
-      </w:r>
-      <w:r>
-        <w:t xml:space="preserve">0794 (Pl. SOMF ¶¶13</w:t>
-      </w:r>
-      <w:r>
-        <w:noBreakHyphen/>
-      </w:r>
-      <w:r>
-        <w:t xml:space="preserve">15); Appx 0934</w:t>
-      </w:r>
-      <w:r>
-        <w:noBreakHyphen/>
-      </w:r>
-      <w:r>
-        <w:t xml:space="preserve">0935 (Baratta Decl. ¶¶5, 8)). Advocating policy positions to the Northampton County Bar Association or its committees was not among those duties.</w:t>
+        <w:t xml:space="preserve">Lisa Tresslar served as the Custody Master for the Northampton County Court of Common Pleas (“Northampton CCP”) from 2014 until 2023, having been hired as its first full-time Child Custody Master. (Appx 0791 (Pl. Statement of Additional Material Facts (“Pl. SOMF”) ¶8); Appx 0006 (Op. 1)). Her responsibilities centered on individual cases. She facilitated custody conferences between litigants, prepared case summaries, and sought settlement in individual matters, and, working within the court, she designed and implemented administrative procedures for the Custody Division. (Appx 0792-⁠0794 (Pl. SOMF ¶¶13-⁠15); Appx 0934-⁠0935 (Baratta Decl. ¶¶5, 8)). Advocating policy positions to the Northampton County Bar Association or its committees was not among those duties.</w:t>
       </w:r>
     </w:p>
     <w:p>
@@ -3269,19 +3194,7 @@
         <w:pStyle w:val="BodyText"/>
       </w:pPr>
       <w:r>
-        <w:t xml:space="preserve">In a sworn declaration that the District Court did not strike, Tresslar’s supervisor, Judge Stephen Baratta, stated that he never asked Tresslar to act as a liaison to the Family Law Committee, never required her to become a member of the Bar Association or to attend its meetings, and would communicate with the Bar Association about the court’s rules and procedures himself. (Appx 0938 (Baratta Decl. ¶¶24</w:t>
-      </w:r>
-      <w:r>
-        <w:noBreakHyphen/>
-      </w:r>
-      <w:r>
-        <w:t xml:space="preserve">25)). No judge or administrator ever instructed, assigned, or required Tresslar to attend or to speak at the Committee. (Appx 0802</w:t>
-      </w:r>
-      <w:r>
-        <w:noBreakHyphen/>
-      </w:r>
-      <w:r>
-        <w:t xml:space="preserve">0803 (Pl. SOMF ¶24)).</w:t>
+        <w:t xml:space="preserve">In a sworn declaration that the District Court did not strike, Tresslar’s supervisor, Judge Stephen Baratta, stated that he never asked Tresslar to act as a liaison to the Family Law Committee, never required her to become a member of the Bar Association or to attend its meetings, and would communicate with the Bar Association about the court’s rules and procedures himself. (Appx 0938 (Baratta Decl. ¶¶24-⁠25)). No judge or administrator ever instructed, assigned, or required Tresslar to attend or to speak at the Committee. (Appx 0802-⁠0803 (Pl. SOMF ¶24)).</w:t>
       </w:r>
     </w:p>
     <w:p>
@@ -3448,25 +3361,7 @@
         <w:pStyle w:val="BodyText"/>
       </w:pPr>
       <w:r>
-        <w:t xml:space="preserve">On January 12, 2023, Tresslar spoke at a meeting of the Family Law Committee of the Northampton County Bar Association (the “FLC”). (Appx 0822 (Pl. SOMF ¶83)). The FLC is a committee of the county bar, not an arm of Northampton CCP. (Appx 0007 (Op. 2); Appx 0821 (Pl. SOMF ¶79)). Tresslar was neither a member of it nor a designated representative of the court to it. (Appx 0019; Appx 0938 (Baratta Decl. ¶24)). She addressed an audience of roughly 30 family law attorneys for more than two hours. (Appx 0822 (Pl. SOMF ¶83); Appx 0673</w:t>
-      </w:r>
-      <w:r>
-        <w:noBreakHyphen/>
-      </w:r>
-      <w:r>
-        <w:t xml:space="preserve">0674 (Kruzel Dep. 75</w:t>
-      </w:r>
-      <w:r>
-        <w:noBreakHyphen/>
-      </w:r>
-      <w:r>
-        <w:t xml:space="preserve">76, 82</w:t>
-      </w:r>
-      <w:r>
-        <w:noBreakHyphen/>
-      </w:r>
-      <w:r>
-        <w:t xml:space="preserve">83)).</w:t>
+        <w:t xml:space="preserve">On January 12, 2023, Tresslar spoke at a meeting of the Family Law Committee of the Northampton County Bar Association (the “FLC”). (Appx 0822 (Pl. SOMF ¶83)). The FLC is a committee of the county bar, not an arm of Northampton CCP. (Appx 0007 (Op. 2); Appx 0821 (Pl. SOMF ¶79)). Tresslar was neither a member of it nor a designated representative of the court to it. (Appx 0019; Appx 0938 (Baratta Decl. ¶24)). She addressed an audience of roughly 30 family law attorneys for more than two hours. (Appx 0822 (Pl. SOMF ¶83); Appx 0673-⁠0674 (Kruzel Dep. 75-⁠76, 82-⁠83)).</w:t>
       </w:r>
     </w:p>
     <w:p>
@@ -3661,25 +3556,7 @@
         <w:pStyle w:val="BodyText"/>
       </w:pPr>
       <w:r>
-        <w:t xml:space="preserve">Defendants learned of Tresslar’s remarks. Judge Koury, then the President Judge, testified that he was aware Tresslar had spoken at the January 12 meeting and understood that she had spoken about the court’s rules. (Appx 0699 (Koury Dep. 79</w:t>
-      </w:r>
-      <w:r>
-        <w:noBreakHyphen/>
-      </w:r>
-      <w:r>
-        <w:t xml:space="preserve">80)). Greene admitted the same. He testified that, although he was away when Tresslar spoke, Judge Koury told him upon his return that Tresslar had “spoke[n] at the Family Law against the rules[.]” (Appx 0655 (Greene Dep. 242</w:t>
-      </w:r>
-      <w:r>
-        <w:noBreakHyphen/>
-      </w:r>
-      <w:r>
-        <w:t xml:space="preserve">43) (emphasis added); Appx 0825</w:t>
-      </w:r>
-      <w:r>
-        <w:noBreakHyphen/>
-      </w:r>
-      <w:r>
-        <w:t xml:space="preserve">0827 (Pl. SOMF ¶87)).</w:t>
+        <w:t xml:space="preserve">Defendants learned of Tresslar’s remarks. Judge Koury, then the President Judge, testified that he was aware Tresslar had spoken at the January 12 meeting and understood that she had spoken about the court’s rules. (Appx 0699 (Koury Dep. 79-⁠80)). Greene admitted the same. He testified that, although he was away when Tresslar spoke, Judge Koury told him upon his return that Tresslar had “spoke[n] at the Family Law against the rules[.]” (Appx 0655 (Greene Dep. 242-⁠43) (emphasis added); Appx 0825-⁠0827 (Pl. SOMF ¶87)).</w:t>
       </w:r>
     </w:p>
     <w:p>
@@ -3687,25 +3564,7 @@
         <w:pStyle w:val="BodyText"/>
       </w:pPr>
       <w:r>
-        <w:t xml:space="preserve">Greene’s reaction was swift. On January 25, 2023, two weeks after the FLC meeting, he confronted Tresslar. He accused her of arriving late to a custody conference the previous day and was, in her words, furious. (Appx 1153</w:t>
-      </w:r>
-      <w:r>
-        <w:noBreakHyphen/>
-      </w:r>
-      <w:r>
-        <w:t xml:space="preserve">1154 (Tresslar Dep. 170</w:t>
-      </w:r>
-      <w:r>
-        <w:noBreakHyphen/>
-      </w:r>
-      <w:r>
-        <w:t xml:space="preserve">74)). He told her that working outside regular business hours proved she had a “time-management problem.” (Appx 1153 (Tresslar Dep. 171)). And he told her that “the day will come” when he would be put in charge of the custody office and would be her supervisor. (Appx 1153 (Tresslar Dep. 170</w:t>
-      </w:r>
-      <w:r>
-        <w:noBreakHyphen/>
-      </w:r>
-      <w:r>
-        <w:t xml:space="preserve">71)).</w:t>
+        <w:t xml:space="preserve">Greene’s reaction was swift. On January 25, 2023, two weeks after the FLC meeting, he confronted Tresslar. He accused her of arriving late to a custody conference the previous day and was, in her words, furious. (Appx 1153-⁠1154 (Tresslar Dep. 170-⁠74)). He told her that working outside regular business hours proved she had a “time-management problem.” (Appx 1153 (Tresslar Dep. 171)). And he told her that “the day will come” when he would be put in charge of the custody office and would be her supervisor. (Appx 1153 (Tresslar Dep. 170-⁠71)).</w:t>
       </w:r>
     </w:p>
     <w:p>
@@ -3760,13 +3619,7 @@
         <w:pStyle w:val="BodyText"/>
       </w:pPr>
       <w:r>
-        <w:t xml:space="preserve">Tresslar filed suit in April 2024. (Dist. Ct. Dkt. 1; Appx 0009). Her June 27, 2024 Amended Complaint named as defendants the Northampton County Court of Common Pleas, Northampton County, Court Administrator Greene, President Judge Dally, and Judges Jennifer Sletvold and Paula Roscioli, and pleaded Title VII sex discrimination (Count I), Title VII retaliation (Count II), First Amendment retaliation under 42 U.S.C. §1983 (Count III), and a violation of the Equal Protection Clause (Count IV). (Dist. Ct. Dkt. 18; Appx 0037</w:t>
-      </w:r>
-      <w:r>
-        <w:noBreakHyphen/>
-      </w:r>
-      <w:r>
-        <w:t xml:space="preserve">0057).</w:t>
+        <w:t xml:space="preserve">Tresslar filed suit in April 2024. (Dist. Ct. Dkt. 1; Appx 0009). Her June 27, 2024 Amended Complaint named as defendants the Northampton County Court of Common Pleas, Northampton County, Court Administrator Greene, President Judge Dally, and Judges Jennifer Sletvold and Paula Roscioli, and pleaded Title VII sex discrimination (Count I), Title VII retaliation (Count II), First Amendment retaliation under 42 U.S.C. §1983 (Count III), and a violation of the Equal Protection Clause (Count IV). (Dist. Ct. Dkt. 18; Appx 0037-⁠0057).</w:t>
       </w:r>
     </w:p>
     <w:p>
@@ -5195,9 +5048,7 @@
         <w:t xml:space="preserve"> </w:t>
       </w:r>
       <w:r>
-        <w:t xml:space="preserve">569</w:t>
-        <w:noBreakHyphen/>
-        <w:t xml:space="preserve">1999</w:t>
+        <w:t xml:space="preserve">569-⁠1999</w:t>
       </w:r>
     </w:p>
     <w:p>
@@ -5493,9 +5344,7 @@
         <w:t xml:space="preserve"> </w:t>
       </w:r>
       <w:r>
-        <w:t xml:space="preserve">569</w:t>
-        <w:noBreakHyphen/>
-        <w:t xml:space="preserve">1999</w:t>
+        <w:t xml:space="preserve">569-⁠1999</w:t>
       </w:r>
     </w:p>
     <w:p>
@@ -5782,9 +5631,7 @@
         <w:t xml:space="preserve"> </w:t>
       </w:r>
       <w:r>
-        <w:t xml:space="preserve">569</w:t>
-        <w:noBreakHyphen/>
-        <w:t xml:space="preserve">1999</w:t>
+        <w:t xml:space="preserve">569-⁠1999</w:t>
       </w:r>
     </w:p>
     <w:p>
@@ -6086,9 +5933,7 @@
         <w:t xml:space="preserve"> </w:t>
       </w:r>
       <w:r>
-        <w:t xml:space="preserve">569</w:t>
-        <w:noBreakHyphen/>
-        <w:t xml:space="preserve">1999</w:t>
+        <w:t xml:space="preserve">569-⁠1999</w:t>
       </w:r>
     </w:p>
     <w:p>
@@ -6393,9 +6238,7 @@
         <w:t xml:space="preserve"> </w:t>
       </w:r>
       <w:r>
-        <w:t xml:space="preserve">569</w:t>
-        <w:noBreakHyphen/>
-        <w:t xml:space="preserve">1999</w:t>
+        <w:t xml:space="preserve">569-⁠1999</w:t>
       </w:r>
     </w:p>
     <w:p>
